--- a/CS_330_Comp_Graphic_and_Visualization/CS 330 OpenGL Project Reflection.docx
+++ b/CS_330_Comp_Graphic_and_Visualization/CS 330 OpenGL Project Reflection.docx
@@ -171,6 +171,7 @@
     <w:p>
       <w:pPr>
         <w:spacing w:line="360" w:lineRule="auto"/>
+        <w:ind w:firstLine="720"/>
         <w:rPr>
           <w:rFonts w:asciiTheme="majorBidi" w:hAnsiTheme="majorBidi" w:cstheme="majorBidi"/>
         </w:rPr>
@@ -185,7 +186,7 @@
         <w:rPr>
           <w:rFonts w:asciiTheme="majorBidi" w:hAnsiTheme="majorBidi" w:cstheme="majorBidi"/>
         </w:rPr>
-        <w:t>I will use in my final project to create a 3D-rendered scene will present four stacked items placed on a flat table in front of a wall-like background, as shown</w:t>
+        <w:t>I will use in my project to create a 3D-rendered scene will present four stacked items placed on a flat table in front of a wall-like background, as shown</w:t>
       </w:r>
       <w:r>
         <w:rPr>
@@ -1754,6 +1755,7 @@
       <w:r>
         <w:rPr>
           <w:rFonts w:asciiTheme="majorBidi" w:hAnsiTheme="majorBidi" w:cstheme="majorBidi"/>
+          <w:noProof/>
           <w:lang w:val="en-CA"/>
         </w:rPr>
         <w:drawing>
@@ -2036,6 +2038,7 @@
       <w:r>
         <w:rPr>
           <w:rFonts w:asciiTheme="majorBidi" w:hAnsiTheme="majorBidi" w:cstheme="majorBidi"/>
+          <w:noProof/>
         </w:rPr>
         <w:drawing>
           <wp:inline distT="0" distB="0" distL="0" distR="0" wp14:anchorId="66C225EA" wp14:editId="7B2941B4">
@@ -2289,6 +2292,7 @@
       <w:r>
         <w:rPr>
           <w:rFonts w:asciiTheme="majorBidi" w:hAnsiTheme="majorBidi" w:cstheme="majorBidi"/>
+          <w:noProof/>
           <w:lang w:val="en-CA"/>
         </w:rPr>
         <w:drawing>
@@ -2652,6 +2656,11 @@
         <w:docPartUnique/>
       </w:docPartObj>
     </w:sdtPr>
+    <w:sdtEndPr>
+      <w:rPr>
+        <w:rStyle w:val="PageNumber"/>
+      </w:rPr>
+    </w:sdtEndPr>
     <w:sdtContent>
       <w:p>
         <w:pPr>
@@ -3643,6 +3652,7 @@
   <w:style w:type="character" w:default="1" w:styleId="DefaultParagraphFont">
     <w:name w:val="Default Paragraph Font"/>
     <w:uiPriority w:val="1"/>
+    <w:semiHidden/>
     <w:unhideWhenUsed/>
   </w:style>
   <w:style w:type="table" w:default="1" w:styleId="TableNormal">
@@ -4794,15 +4804,6 @@
 </file>
 
 <file path=customXml/item1.xml><?xml version="1.0" encoding="utf-8"?>
-<?mso-contentType ?>
-<FormTemplates xmlns="http://schemas.microsoft.com/sharepoint/v3/contenttype/forms">
-  <Display>DocumentLibraryForm</Display>
-  <Edit>DocumentLibraryForm</Edit>
-  <New>DocumentLibraryForm</New>
-</FormTemplates>
-</file>
-
-<file path=customXml/item2.xml><?xml version="1.0" encoding="utf-8"?>
 <p:properties xmlns:p="http://schemas.microsoft.com/office/2006/metadata/properties" xmlns:xsi="http://www.w3.org/2001/XMLSchema-instance" xmlns:pc="http://schemas.microsoft.com/office/infopath/2007/PartnerControls">
   <documentManagement>
     <SharedWithUsers xmlns="f716dd8a-49a0-4c40-b209-038e1651b548">
@@ -4822,11 +4823,16 @@
 </p:properties>
 </file>
 
-<file path=customXml/item3.xml><?xml version="1.0" encoding="utf-8"?>
-<b:Sources xmlns:b="http://schemas.openxmlformats.org/officeDocument/2006/bibliography" xmlns="http://schemas.openxmlformats.org/officeDocument/2006/bibliography" SelectedStyle="/APASixthEditionOfficeOnline.xsl" StyleName="APA" Version="6"/>
+<file path=customXml/item2.xml><?xml version="1.0" encoding="utf-8"?>
+<?mso-contentType ?>
+<FormTemplates xmlns="http://schemas.microsoft.com/sharepoint/v3/contenttype/forms">
+  <Display>DocumentLibraryForm</Display>
+  <Edit>DocumentLibraryForm</Edit>
+  <New>DocumentLibraryForm</New>
+</FormTemplates>
 </file>
 
-<file path=customXml/item4.xml><?xml version="1.0" encoding="utf-8"?>
+<file path=customXml/item3.xml><?xml version="1.0" encoding="utf-8"?>
 <ct:contentTypeSchema xmlns:ct="http://schemas.microsoft.com/office/2006/metadata/contentType" xmlns:ma="http://schemas.microsoft.com/office/2006/metadata/properties/metaAttributes" ct:_="" ma:_="" ma:contentTypeName="Document" ma:contentTypeID="0x0101003FC679AA94041F4BA4494D199A3447AF" ma:contentTypeVersion="24" ma:contentTypeDescription="Create a new document." ma:contentTypeScope="" ma:versionID="7f196c085cfdbd30e0a6b7617037a918">
   <xsd:schema xmlns:xsd="http://www.w3.org/2001/XMLSchema" xmlns:xs="http://www.w3.org/2001/XMLSchema" xmlns:p="http://schemas.microsoft.com/office/2006/metadata/properties" xmlns:ns2="ff8a4b2e-b0c8-4039-a689-d1a7f36f4382" xmlns:ns3="f716dd8a-49a0-4c40-b209-038e1651b548" targetNamespace="http://schemas.microsoft.com/office/2006/metadata/properties" ma:root="true" ma:fieldsID="c32ca31bb9a34b5b0e8feded347fb44b" ns2:_="" ns3:_="">
     <xsd:import namespace="ff8a4b2e-b0c8-4039-a689-d1a7f36f4382"/>
@@ -5083,15 +5089,11 @@
 </ct:contentTypeSchema>
 </file>
 
-<file path=customXml/itemProps1.xml><?xml version="1.0" encoding="utf-8"?>
-<ds:datastoreItem xmlns:ds="http://schemas.openxmlformats.org/officeDocument/2006/customXml" ds:itemID="{D0069278-D3EA-4018-8D00-F8B092C6E0EB}">
-  <ds:schemaRefs>
-    <ds:schemaRef ds:uri="http://schemas.microsoft.com/sharepoint/v3/contenttype/forms"/>
-  </ds:schemaRefs>
-</ds:datastoreItem>
+<file path=customXml/item4.xml><?xml version="1.0" encoding="utf-8"?>
+<b:Sources xmlns:b="http://schemas.openxmlformats.org/officeDocument/2006/bibliography" xmlns="http://schemas.openxmlformats.org/officeDocument/2006/bibliography" SelectedStyle="/APASixthEditionOfficeOnline.xsl" StyleName="APA" Version="6"/>
 </file>
 
-<file path=customXml/itemProps2.xml><?xml version="1.0" encoding="utf-8"?>
+<file path=customXml/itemProps1.xml><?xml version="1.0" encoding="utf-8"?>
 <ds:datastoreItem xmlns:ds="http://schemas.openxmlformats.org/officeDocument/2006/customXml" ds:itemID="{50162E9F-CD2D-4679-B514-63A17EBFBCE6}">
   <ds:schemaRefs>
     <ds:schemaRef ds:uri="http://schemas.microsoft.com/office/2006/metadata/properties"/>
@@ -5102,15 +5104,15 @@
 </ds:datastoreItem>
 </file>
 
-<file path=customXml/itemProps3.xml><?xml version="1.0" encoding="utf-8"?>
-<ds:datastoreItem xmlns:ds="http://schemas.openxmlformats.org/officeDocument/2006/customXml" ds:itemID="{12B1862B-4378-4FDF-A4D0-5E19FDDA04D4}">
+<file path=customXml/itemProps2.xml><?xml version="1.0" encoding="utf-8"?>
+<ds:datastoreItem xmlns:ds="http://schemas.openxmlformats.org/officeDocument/2006/customXml" ds:itemID="{D0069278-D3EA-4018-8D00-F8B092C6E0EB}">
   <ds:schemaRefs>
-    <ds:schemaRef ds:uri="http://schemas.openxmlformats.org/officeDocument/2006/bibliography"/>
+    <ds:schemaRef ds:uri="http://schemas.microsoft.com/sharepoint/v3/contenttype/forms"/>
   </ds:schemaRefs>
 </ds:datastoreItem>
 </file>
 
-<file path=customXml/itemProps4.xml><?xml version="1.0" encoding="utf-8"?>
+<file path=customXml/itemProps3.xml><?xml version="1.0" encoding="utf-8"?>
 <ds:datastoreItem xmlns:ds="http://schemas.openxmlformats.org/officeDocument/2006/customXml" ds:itemID="{462FF6FF-89A1-4528-B167-6016406CC81C}">
   <ds:schemaRefs>
     <ds:schemaRef ds:uri="http://schemas.microsoft.com/office/2006/metadata/contentType"/>
@@ -5127,4 +5129,12 @@
     <ds:schemaRef ds:uri="http://schemas.microsoft.com/internal/obd"/>
   </ds:schemaRefs>
 </ds:datastoreItem>
+</file>
+
+<file path=customXml/itemProps4.xml><?xml version="1.0" encoding="utf-8"?>
+<ds:datastoreItem xmlns:ds="http://schemas.openxmlformats.org/officeDocument/2006/customXml" ds:itemID="{12B1862B-4378-4FDF-A4D0-5E19FDDA04D4}">
+  <ds:schemaRefs>
+    <ds:schemaRef ds:uri="http://schemas.openxmlformats.org/officeDocument/2006/bibliography"/>
+  </ds:schemaRefs>
+</ds:datastoreItem>
 </file>